--- a/01-gestao-projeto/08-guiao-reuniao-arranque.docx
+++ b/01-gestao-projeto/08-guiao-reuniao-arranque.docx
@@ -7,7 +7,7 @@
         <w:pStyle w:val="Title"/>
       </w:pPr>
       <w:r>
-        <w:t xml:space="preserve">Reunião de Arranque (Kick-off) — guião</w:t>
+        <w:t xml:space="preserve">Reunião de Arranque — guião</w:t>
       </w:r>
     </w:p>
     <w:sdt>
